--- a/_site/cv/Manuel_Arrigo_CV.docx
+++ b/_site/cv/Manuel_Arrigo_CV.docx
@@ -1126,7 +1126,19 @@
               <w:rPr>
                 <w:rFonts w:ascii="Times New Roman" w:hAnsi="Times New Roman" w:cs="Times New Roman"/>
               </w:rPr>
-              <w:t>09/2020 – 06/2022</w:t>
+              <w:t>09/20</w:t>
+            </w:r>
+            <w:r>
+              <w:rPr>
+                <w:rFonts w:ascii="Times New Roman" w:hAnsi="Times New Roman" w:cs="Times New Roman"/>
+              </w:rPr>
+              <w:t>19</w:t>
+            </w:r>
+            <w:r>
+              <w:rPr>
+                <w:rFonts w:ascii="Times New Roman" w:hAnsi="Times New Roman" w:cs="Times New Roman"/>
+              </w:rPr>
+              <w:t xml:space="preserve"> – 06/2022</w:t>
             </w:r>
           </w:p>
         </w:tc>
